--- a/improve-v1/v1-one-time-BEs/docs/04/product/pdf/04-the-turn-turned-handle.docx
+++ b/improve-v1/v1-one-time-BEs/docs/04/product/pdf/04-the-turn-turned-handle.docx
@@ -157,13 +157,13 @@
         <w:pStyle w:val="BodyText"/>
       </w:pPr>
       <w:r>
-        <w:t xml:space="preserve">You picked the Turned Handle: he answers, but flat. The cup agrees with you, and the plainest place it</w:t>
-      </w:r>
-      <w:r>
-        <w:t xml:space="preserve"> </w:t>
-      </w:r>
-      <w:r>
-        <w:t xml:space="preserve">says so is right beside your handle. I’ll show you.</w:t>
+        <w:t xml:space="preserve">Your cup reads as a Turned Handle. What runs between you and him is still open, and it’s gone thin: he</w:t>
+      </w:r>
+      <w:r>
+        <w:t xml:space="preserve"> </w:t>
+      </w:r>
+      <w:r>
+        <w:t xml:space="preserve">answers, and there’s nothing in it. I’ll show you where the cup says so, right beside your handle.</w:t>
       </w:r>
     </w:p>
     <w:p>
@@ -284,7 +284,7 @@
           <w:b/>
           <w:bCs/>
         </w:rPr>
-        <w:t xml:space="preserve">What you told me sets the order.</w:t>
+        <w:t xml:space="preserve">The first light sets the order.</w:t>
       </w:r>
       <w:r>
         <w:t xml:space="preserve"> </w:t>
@@ -296,31 +296,37 @@
         <w:t xml:space="preserve"> </w:t>
       </w:r>
       <w:r>
-        <w:t xml:space="preserve">me what each stretch is about, and how close to you and how far back each thing sits. They don’t tell</w:t>
-      </w:r>
-      <w:r>
-        <w:t xml:space="preserve"> </w:t>
-      </w:r>
-      <w:r>
-        <w:t xml:space="preserve">me which stretch comes first, because leaves don’t land in a queue. That part comes from you. When you</w:t>
-      </w:r>
-      <w:r>
-        <w:t xml:space="preserve"> </w:t>
-      </w:r>
-      <w:r>
-        <w:t xml:space="preserve">booked, you told me which of my three sounded like your last three weeks. A woman whose man has gone</w:t>
-      </w:r>
-      <w:r>
-        <w:t xml:space="preserve"> </w:t>
-      </w:r>
-      <w:r>
-        <w:t xml:space="preserve">flat has to stop doing a different thing first from a woman whose man runs hot and cold, so the same</w:t>
-      </w:r>
-      <w:r>
-        <w:t xml:space="preserve"> </w:t>
-      </w:r>
-      <w:r>
-        <w:t xml:space="preserve">seven leaves come to her in a different order. I’ll show you why yours runs the way it does.</w:t>
+        <w:t xml:space="preserve">me what each stretch is about, and how close to you and how far back each thing sits. They don’t tell me</w:t>
+      </w:r>
+      <w:r>
+        <w:t xml:space="preserve"> </w:t>
+      </w:r>
+      <w:r>
+        <w:t xml:space="preserve">which stretch comes first, because leaves don’t land in a queue. The cup does. When I first turn a cup,</w:t>
+      </w:r>
+      <w:r>
+        <w:t xml:space="preserve"> </w:t>
+      </w:r>
+      <w:r>
+        <w:t xml:space="preserve">I tip it slowly toward the light, and the whole cup reads from the mark that catches the light first. A</w:t>
+      </w:r>
+      <w:r>
+        <w:t xml:space="preserve"> </w:t>
+      </w:r>
+      <w:r>
+        <w:t xml:space="preserve">woman whose man has gone flat has to stop doing a different thing first from a woman whose man runs hot</w:t>
+      </w:r>
+      <w:r>
+        <w:t xml:space="preserve"> </w:t>
+      </w:r>
+      <w:r>
+        <w:t xml:space="preserve">and cold, so the same seven leaves come to her in a different order. In yours the light caught the bare</w:t>
+      </w:r>
+      <w:r>
+        <w:t xml:space="preserve"> </w:t>
+      </w:r>
+      <w:r>
+        <w:t xml:space="preserve">stalks of the tree, mark 3, just above your handle. That’s a turned handle.</w:t>
       </w:r>
     </w:p>
     <w:p>
@@ -3074,13 +3080,13 @@
         <w:t xml:space="preserve"> </w:t>
       </w:r>
       <w:r>
-        <w:t xml:space="preserve">answered flat with warm and left first, without once testing him. You asked one real question. You said</w:t>
-      </w:r>
-      <w:r>
-        <w:t xml:space="preserve"> </w:t>
-      </w:r>
-      <w:r>
-        <w:t xml:space="preserve">your thing once, on its own, at the right hour. The woman who did all that is the somebody you hadn’t</w:t>
+        <w:t xml:space="preserve">answered flat with warm and left first, without once testing him. You asked one real question. You sent</w:t>
+      </w:r>
+      <w:r>
+        <w:t xml:space="preserve"> </w:t>
+      </w:r>
+      <w:r>
+        <w:t xml:space="preserve">the one message, on its own, at the right hour. The woman who did all that is the somebody you hadn’t</w:t>
       </w:r>
       <w:r>
         <w:t xml:space="preserve"> </w:t>

--- a/improve-v1/v1-one-time-BEs/docs/04/product/pdf/04-the-turn-turned-handle.docx
+++ b/improve-v1/v1-one-time-BEs/docs/04/product/pdf/04-the-turn-turned-handle.docx
@@ -171,13 +171,13 @@
         <w:pStyle w:val="BodyText"/>
       </w:pPr>
       <w:r>
-        <w:t xml:space="preserve">Some of what follows will sound as if it’s arguing with my letter, the bird most of all. Read it</w:t>
-      </w:r>
-      <w:r>
-        <w:t xml:space="preserve"> </w:t>
-      </w:r>
-      <w:r>
-        <w:t xml:space="preserve">through before you decide it is.</w:t>
+        <w:t xml:space="preserve">Some of what follows will go against what you’ve been telling yourself, the bird most of all. Read</w:t>
+      </w:r>
+      <w:r>
+        <w:t xml:space="preserve"> </w:t>
+      </w:r>
+      <w:r>
+        <w:t xml:space="preserve">it through before you decide it’s wrong.</w:t>
       </w:r>
     </w:p>
     <w:bookmarkStart w:id="13" w:name="how-a-cup-is-read"/>
@@ -194,13 +194,13 @@
         <w:pStyle w:val="FirstParagraph"/>
       </w:pPr>
       <w:r>
-        <w:t xml:space="preserve">My letter gave you the seven leaves but not where they sat, and where they sit is the part with the</w:t>
-      </w:r>
-      <w:r>
-        <w:t xml:space="preserve"> </w:t>
-      </w:r>
-      <w:r>
-        <w:t xml:space="preserve">timing in it. Three things decide it, and I’ll use your cup to show you each.</w:t>
+        <w:t xml:space="preserve">You’ve seen your seven leaves. Where they sit is the part with the timing in it. Three things decide</w:t>
+      </w:r>
+      <w:r>
+        <w:t xml:space="preserve"> </w:t>
+      </w:r>
+      <w:r>
+        <w:t xml:space="preserve">it, and I’ll use your cup to show you each.</w:t>
       </w:r>
     </w:p>
     <w:p>
@@ -485,13 +485,13 @@
         <w:pStyle w:val="BodyText"/>
       </w:pPr>
       <w:r>
-        <w:t xml:space="preserve">Now look at where he sits. My letter said the far side of a cup belongs to somebody you haven’t met.</w:t>
-      </w:r>
-      <w:r>
-        <w:t xml:space="preserve"> </w:t>
-      </w:r>
-      <w:r>
-        <w:t xml:space="preserve">Your bird’s over there, a long way from your handle, and in your case that’s exactly how he answers:</w:t>
+        <w:t xml:space="preserve">Now look at where he sits. The far side of a cup belongs to somebody you haven’t met. Your bird’s</w:t>
+      </w:r>
+      <w:r>
+        <w:t xml:space="preserve"> </w:t>
+      </w:r>
+      <w:r>
+        <w:t xml:space="preserve">over there, a long way from your handle, and in your case that’s exactly how he answers:</w:t>
       </w:r>
       <w:r>
         <w:t xml:space="preserve"> </w:t>
@@ -505,25 +505,25 @@
         <w:pStyle w:val="BodyText"/>
       </w:pPr>
       <w:r>
-        <w:t xml:space="preserve">My letter said a bird near the rim and a bird down by the base would have you doing two opposite things</w:t>
-      </w:r>
-      <w:r>
-        <w:t xml:space="preserve"> </w:t>
-      </w:r>
-      <w:r>
-        <w:t xml:space="preserve">this week. Here’s what I meant by it: a fortnight-old bird you’d talk to now, and one from the base</w:t>
-      </w:r>
-      <w:r>
-        <w:t xml:space="preserve"> </w:t>
-      </w:r>
-      <w:r>
-        <w:t xml:space="preserve">you’d leave be. Two months sits between. Set enough that saying it now lands as pressure, fresh enough</w:t>
-      </w:r>
-      <w:r>
-        <w:t xml:space="preserve"> </w:t>
-      </w:r>
-      <w:r>
-        <w:t xml:space="preserve">that it lands well on the right day. In your cup that day comes sooner than in most.</w:t>
+        <w:t xml:space="preserve">A bird near the rim and a bird down by the base would have you doing two opposite things this week. A</w:t>
+      </w:r>
+      <w:r>
+        <w:t xml:space="preserve"> </w:t>
+      </w:r>
+      <w:r>
+        <w:t xml:space="preserve">fortnight-old bird you’d talk to now, and one from the base you’d leave be. Two months sits between.</w:t>
+      </w:r>
+      <w:r>
+        <w:t xml:space="preserve"> </w:t>
+      </w:r>
+      <w:r>
+        <w:t xml:space="preserve">Set enough that saying it now lands as pressure, fresh enough that it lands well on the right day.</w:t>
+      </w:r>
+      <w:r>
+        <w:t xml:space="preserve"> </w:t>
+      </w:r>
+      <w:r>
+        <w:t xml:space="preserve">In your cup that day comes sooner than in most.</w:t>
       </w:r>
     </w:p>
     <w:p>
@@ -590,7 +590,7 @@
           <w:i/>
           <w:iCs/>
         </w:rPr>
-        <w:t xml:space="preserve">Your cup, the one I read for my letter, from above: my seven marks numbered in red, and the handle at the lower right.</w:t>
+        <w:t xml:space="preserve">Your cup, the one I read for you, from above: my seven marks numbered in red, and the handle at the lower right.</w:t>
       </w:r>
     </w:p>
     <w:bookmarkEnd w:id="17"/>
@@ -1165,7 +1165,7 @@
         <w:pStyle w:val="BodyText"/>
       </w:pPr>
       <w:r>
-        <w:t xml:space="preserve">My letter called the tree the honest symbol, and in your cup it’s honest twice over. It says the</w:t>
+        <w:t xml:space="preserve">The tree’s the most honest symbol in any cup, and in yours it’s honest twice over. It says the</w:t>
       </w:r>
       <w:r>
         <w:t xml:space="preserve"> </w:t>
@@ -1337,13 +1337,13 @@
         <w:pStyle w:val="FirstParagraph"/>
       </w:pPr>
       <w:r>
-        <w:t xml:space="preserve">In my letter I said the question that settles this isn’t whether there’s somebody else. It’s how long</w:t>
-      </w:r>
-      <w:r>
-        <w:t xml:space="preserve"> </w:t>
-      </w:r>
-      <w:r>
-        <w:t xml:space="preserve">he’s been going, and how much of that you can get back. How long is two months. Here’s how much.</w:t>
+        <w:t xml:space="preserve">The question that settles this isn’t whether there’s somebody else. It’s how long he’s been going,</w:t>
+      </w:r>
+      <w:r>
+        <w:t xml:space="preserve"> </w:t>
+      </w:r>
+      <w:r>
+        <w:t xml:space="preserve">and how much of that you can get back. How long is two months. Here’s how much.</w:t>
       </w:r>
     </w:p>
     <w:p>
@@ -1537,13 +1537,13 @@
         <w:t xml:space="preserve"> </w:t>
       </w:r>
       <w:r>
-        <w:t xml:space="preserve">give you the leaf first. My letter said the cup had the weeks in it. Here they are, and one of them</w:t>
-      </w:r>
-      <w:r>
-        <w:t xml:space="preserve"> </w:t>
-      </w:r>
-      <w:r>
-        <w:t xml:space="preserve">has a day and an hour on it.</w:t>
+        <w:t xml:space="preserve">give you the leaf first. Your cup has the weeks in it. Here they are, and one of them has a day and</w:t>
+      </w:r>
+      <w:r>
+        <w:t xml:space="preserve"> </w:t>
+      </w:r>
+      <w:r>
+        <w:t xml:space="preserve">an hour on it.</w:t>
       </w:r>
     </w:p>
     <w:bookmarkStart w:id="24" w:name="X86e4c6ec78d99714f5fcd844305ff011a20e4c1"/>
@@ -2320,13 +2320,13 @@
         <w:t xml:space="preserve"> </w:t>
       </w:r>
       <w:r>
-        <w:t xml:space="preserve">inches from you the whole time. My letter said you’ve been navigating by a moving point, and the</w:t>
-      </w:r>
-      <w:r>
-        <w:t xml:space="preserve"> </w:t>
-      </w:r>
-      <w:r>
-        <w:t xml:space="preserve">moving point’s over on the far side of the cup with his head up under the rim.</w:t>
+        <w:t xml:space="preserve">inches from you the whole time. You’ve been navigating by a moving point, and the moving point’s</w:t>
+      </w:r>
+      <w:r>
+        <w:t xml:space="preserve"> </w:t>
+      </w:r>
+      <w:r>
+        <w:t xml:space="preserve">over on the far side of the cup with his head up under the rim.</w:t>
       </w:r>
     </w:p>
     <w:p>
@@ -2529,13 +2529,19 @@
         <w:pStyle w:val="BodyText"/>
       </w:pPr>
       <w:r>
-        <w:t xml:space="preserve">The bridge is what you bought: the stretch where what you say lands as an invitation and not as</w:t>
-      </w:r>
-      <w:r>
-        <w:t xml:space="preserve"> </w:t>
-      </w:r>
-      <w:r>
-        <w:t xml:space="preserve">pressure. A week earlier, the same words would have been an exit.</w:t>
+        <w:t xml:space="preserve">The bridge is what you bought. This is your bridge week, days 13 to 15: the stretch where what you</w:t>
+      </w:r>
+      <w:r>
+        <w:t xml:space="preserve"> </w:t>
+      </w:r>
+      <w:r>
+        <w:t xml:space="preserve">say lands as an invitation and not as pressure. A week earlier, the same words would have been an</w:t>
+      </w:r>
+      <w:r>
+        <w:t xml:space="preserve"> </w:t>
+      </w:r>
+      <w:r>
+        <w:t xml:space="preserve">exit.</w:t>
       </w:r>
     </w:p>
     <w:p>
@@ -3292,13 +3298,13 @@
         <w:t xml:space="preserve"> </w:t>
       </w:r>
       <w:r>
-        <w:t xml:space="preserve">thing this reading is here to stop, and exactly what the woman in my letter did. Right words, wrong</w:t>
-      </w:r>
-      <w:r>
-        <w:t xml:space="preserve"> </w:t>
-      </w:r>
-      <w:r>
-        <w:t xml:space="preserve">week, and four months to make it back.</w:t>
+        <w:t xml:space="preserve">thing this reading is here to stop. Sent tonight, the right words land as pressure, and it takes</w:t>
+      </w:r>
+      <w:r>
+        <w:t xml:space="preserve"> </w:t>
+      </w:r>
+      <w:r>
+        <w:t xml:space="preserve">months to make that back.</w:t>
       </w:r>
     </w:p>
     <w:p>
@@ -3360,13 +3366,13 @@
         <w:pStyle w:val="BodyText"/>
       </w:pPr>
       <w:r>
-        <w:t xml:space="preserve">My letter said the bird doesn’t tell me whether there’s somebody else, and the specks don’t either. If</w:t>
-      </w:r>
-      <w:r>
-        <w:t xml:space="preserve"> </w:t>
-      </w:r>
-      <w:r>
-        <w:t xml:space="preserve">there’s a second presence in this, that’s where she’d be: under everything, too broken up for me to</w:t>
+        <w:t xml:space="preserve">The bird doesn’t tell me whether there’s somebody else, and the specks don’t either. If there’s a</w:t>
+      </w:r>
+      <w:r>
+        <w:t xml:space="preserve"> </w:t>
+      </w:r>
+      <w:r>
+        <w:t xml:space="preserve">second presence in this, that’s where she’d be: under everything, too broken up for me to</w:t>
       </w:r>
       <w:r>
         <w:t xml:space="preserve"> </w:t>
